--- a/public/templates/forms/A-080-ThirdPartyAccessAgreement-FORM.docx
+++ b/public/templates/forms/A-080-ThirdPartyAccessAgreement-FORM.docx
@@ -117,7 +117,7 @@
                 <w:sz w:val="24"/>
                 <w:szCs w:val="24"/>
               </w:rPr>
-              <w:t xml:space="preserve">{version}    </w:t>
+              <w:t xml:space="preserve">[#]    </w:t>
             </w:r>
             <w:r>
               <w:rPr>
@@ -135,7 +135,7 @@
                 <w:sz w:val="24"/>
                 <w:szCs w:val="24"/>
               </w:rPr>
-              <w:t xml:space="preserve">{effectiveDate}    </w:t>
+              <w:t xml:space="preserve">[Date]    </w:t>
             </w:r>
             <w:r>
               <w:rPr>
@@ -153,7 +153,7 @@
                 <w:sz w:val="24"/>
                 <w:szCs w:val="24"/>
               </w:rPr>
-              <w:t xml:space="preserve">{effectiveDate}</w:t>
+              <w:t xml:space="preserve">[Date]</w:t>
             </w:r>
           </w:p>
           <w:p>
@@ -1015,7 +1015,7 @@
           <w:sz w:val="24"/>
           <w:szCs w:val="24"/>
         </w:rPr>
-        <w:t xml:space="preserve">The signed original is kept by the {ownerRole} for the life of the vendor relationship plus [period], stored and handled per the Document Handling Standard. A copy is linked to the vendor’s entry in the Vendor &amp; Contractor Inventory.</w:t>
+        <w:t xml:space="preserve">The signed original is kept by the [Owner role] for the life of the vendor relationship plus [period], stored and handled per the Document Handling Standard. A copy is linked to the vendor’s entry in the Vendor &amp; Contractor Inventory.</w:t>
       </w:r>
     </w:p>
     <w:p>
@@ -1591,7 +1591,7 @@
                 <w:sz w:val="24"/>
                 <w:szCs w:val="24"/>
               </w:rPr>
-              <w:t xml:space="preserve">{version}</w:t>
+              <w:t xml:space="preserve">[#]</w:t>
             </w:r>
           </w:p>
         </w:tc>
@@ -1618,7 +1618,7 @@
                 <w:sz w:val="24"/>
                 <w:szCs w:val="24"/>
               </w:rPr>
-              <w:t xml:space="preserve">{effectiveDate}</w:t>
+              <w:t xml:space="preserve">[Date]</w:t>
             </w:r>
           </w:p>
         </w:tc>
@@ -1645,7 +1645,7 @@
                 <w:sz w:val="24"/>
                 <w:szCs w:val="24"/>
               </w:rPr>
-              <w:t xml:space="preserve">{reviewerRole}</w:t>
+              <w:t xml:space="preserve">[Role]</w:t>
             </w:r>
           </w:p>
         </w:tc>
@@ -1672,7 +1672,7 @@
                 <w:sz w:val="24"/>
                 <w:szCs w:val="24"/>
               </w:rPr>
-              <w:t xml:space="preserve">{revisionNote}</w:t>
+              <w:t xml:space="preserve">[Initial issue]</w:t>
             </w:r>
           </w:p>
         </w:tc>

--- a/public/templates/forms/A-080-ThirdPartyAccessAgreement-FORM.docx
+++ b/public/templates/forms/A-080-ThirdPartyAccessAgreement-FORM.docx
@@ -34,6 +34,9 @@
         <w:gridCol w:w="9360"/>
       </w:tblGrid>
       <w:tr>
+        <w:trPr>
+          <w:cantSplit/>
+        </w:trPr>
         <w:tc>
           <w:tcPr>
             <w:tcW w:type="dxa" w:w="9360"/>
@@ -219,6 +222,9 @@
         <w:gridCol w:w="9360"/>
       </w:tblGrid>
       <w:tr>
+        <w:trPr>
+          <w:cantSplit/>
+        </w:trPr>
         <w:tc>
           <w:tcPr>
             <w:tcW w:type="dxa" w:w="9360"/>
@@ -357,17 +363,9 @@
     </w:tbl>
     <w:p>
       <w:pPr>
-        <w:spacing w:before="220" w:after="100"/>
-      </w:pPr>
-      <w:r>
-        <w:rPr>
-          <w:rFonts w:ascii="Aptos" w:cs="Aptos" w:eastAsia="Aptos" w:hAnsi="Aptos"/>
-          <w:b/>
-          <w:bCs/>
-          <w:color w:val="1B3A5C"/>
-          <w:sz w:val="26"/>
-          <w:szCs w:val="26"/>
-        </w:rPr>
+        <w:pStyle w:val="Heading2"/>
+      </w:pPr>
+      <w:r>
         <w:t xml:space="preserve">1. Purpose</w:t>
       </w:r>
     </w:p>
@@ -402,17 +400,9 @@
     </w:p>
     <w:p>
       <w:pPr>
-        <w:spacing w:before="220" w:after="100"/>
-      </w:pPr>
-      <w:r>
-        <w:rPr>
-          <w:rFonts w:ascii="Aptos" w:cs="Aptos" w:eastAsia="Aptos" w:hAnsi="Aptos"/>
-          <w:b/>
-          <w:bCs/>
-          <w:color w:val="1B3A5C"/>
-          <w:sz w:val="26"/>
-          <w:szCs w:val="26"/>
-        </w:rPr>
+        <w:pStyle w:val="Heading2"/>
+      </w:pPr>
+      <w:r>
         <w:t xml:space="preserve">2. Terms and Requirements</w:t>
       </w:r>
     </w:p>
@@ -434,7 +424,12 @@
     </w:p>
     <w:p>
       <w:pPr>
-        <w:spacing w:after="80"/>
+        <w:pStyle w:val="ListParagraph"/>
+        <w:numPr>
+          <w:ilvl w:val="0"/>
+          <w:numId w:val="300"/>
+        </w:numPr>
+        <w:spacing w:after="60"/>
       </w:pPr>
       <w:r>
         <w:rPr>
@@ -442,12 +437,17 @@
           <w:sz w:val="24"/>
           <w:szCs w:val="24"/>
         </w:rPr>
-        <w:t xml:space="preserve">1. Access scope: [Vendor] is granted access only to the systems, data, and functions listed in [Appendix A / the Vendor &amp; Contractor Inventory entry], for the purpose of [stated service], and to no others.</w:t>
-      </w:r>
-    </w:p>
-    <w:p>
-      <w:pPr>
-        <w:spacing w:after="80"/>
+        <w:t xml:space="preserve">Access scope: [Vendor] is granted access only to the systems, data, and functions listed in [Appendix A / the Vendor &amp; Contractor Inventory entry], for the purpose of [stated service], and to no others.</w:t>
+      </w:r>
+    </w:p>
+    <w:p>
+      <w:pPr>
+        <w:pStyle w:val="ListParagraph"/>
+        <w:numPr>
+          <w:ilvl w:val="0"/>
+          <w:numId w:val="300"/>
+        </w:numPr>
+        <w:spacing w:after="60"/>
       </w:pPr>
       <w:r>
         <w:rPr>
@@ -455,12 +455,17 @@
           <w:sz w:val="24"/>
           <w:szCs w:val="24"/>
         </w:rPr>
-        <w:t xml:space="preserve">2. Least privilege: [Vendor] accounts carry only the privileges the service requires, and are disabled or removed when the task or engagement ends.</w:t>
-      </w:r>
-    </w:p>
-    <w:p>
-      <w:pPr>
-        <w:spacing w:after="80"/>
+        <w:t xml:space="preserve">Least privilege: [Vendor] accounts carry only the privileges the service requires, and are disabled or removed when the task or engagement ends.</w:t>
+      </w:r>
+    </w:p>
+    <w:p>
+      <w:pPr>
+        <w:pStyle w:val="ListParagraph"/>
+        <w:numPr>
+          <w:ilvl w:val="0"/>
+          <w:numId w:val="300"/>
+        </w:numPr>
+        <w:spacing w:after="60"/>
       </w:pPr>
       <w:r>
         <w:rPr>
@@ -468,12 +473,17 @@
           <w:sz w:val="24"/>
           <w:szCs w:val="24"/>
         </w:rPr>
-        <w:t xml:space="preserve">3. Authentication and connection: [Vendor] personnel use multifactor authentication and connect only through the Agency’s approved remote-access methods, per the Remote Access Policy.</w:t>
-      </w:r>
-    </w:p>
-    <w:p>
-      <w:pPr>
-        <w:spacing w:after="80"/>
+        <w:t xml:space="preserve">Authentication and connection: [Vendor] personnel use multifactor authentication and connect only through the Agency’s approved remote-access methods, per the Remote Access Policy.</w:t>
+      </w:r>
+    </w:p>
+    <w:p>
+      <w:pPr>
+        <w:pStyle w:val="ListParagraph"/>
+        <w:numPr>
+          <w:ilvl w:val="0"/>
+          <w:numId w:val="300"/>
+        </w:numPr>
+        <w:spacing w:after="60"/>
       </w:pPr>
       <w:r>
         <w:rPr>
@@ -481,12 +491,17 @@
           <w:sz w:val="24"/>
           <w:szCs w:val="24"/>
         </w:rPr>
-        <w:t xml:space="preserve">4. Personnel screening: [Vendor] confirms that personnel with access have completed the background screening the Agency requires, and removes access for any individual who leaves the engagement.</w:t>
-      </w:r>
-    </w:p>
-    <w:p>
-      <w:pPr>
-        <w:spacing w:after="80"/>
+        <w:t xml:space="preserve">Personnel screening: [Vendor] confirms that personnel with access have completed the background screening the Agency requires, and removes access for any individual who leaves the engagement.</w:t>
+      </w:r>
+    </w:p>
+    <w:p>
+      <w:pPr>
+        <w:pStyle w:val="ListParagraph"/>
+        <w:numPr>
+          <w:ilvl w:val="0"/>
+          <w:numId w:val="300"/>
+        </w:numPr>
+        <w:spacing w:after="60"/>
       </w:pPr>
       <w:r>
         <w:rPr>
@@ -494,12 +509,17 @@
           <w:sz w:val="24"/>
           <w:szCs w:val="24"/>
         </w:rPr>
-        <w:t xml:space="preserve">5. Security practices: [Vendor] maintains [stated minimum security practices] and does not store, copy, or transmit Agency or CJIS data except as the service requires and this agreement permits.</w:t>
-      </w:r>
-    </w:p>
-    <w:p>
-      <w:pPr>
-        <w:spacing w:after="80"/>
+        <w:t xml:space="preserve">Security practices: [Vendor] maintains [stated minimum security practices] and does not store, copy, or transmit Agency or CJIS data except as the service requires and this agreement permits.</w:t>
+      </w:r>
+    </w:p>
+    <w:p>
+      <w:pPr>
+        <w:pStyle w:val="ListParagraph"/>
+        <w:numPr>
+          <w:ilvl w:val="0"/>
+          <w:numId w:val="300"/>
+        </w:numPr>
+        <w:spacing w:after="60"/>
       </w:pPr>
       <w:r>
         <w:rPr>
@@ -507,12 +527,17 @@
           <w:sz w:val="24"/>
           <w:szCs w:val="24"/>
         </w:rPr>
-        <w:t xml:space="preserve">6. Incident and breach notification: [Vendor] notifies the Agency of any suspected security incident or data exposure affecting Agency systems or data without undue delay and no later than [timeframe]. The Agency reports qualifying cyber incidents to the Indiana Office of Technology within two business days under HEA 1169.</w:t>
-      </w:r>
-    </w:p>
-    <w:p>
-      <w:pPr>
-        <w:spacing w:after="80"/>
+        <w:t xml:space="preserve">Incident and breach notification: [Vendor] notifies the Agency of any suspected security incident or data exposure affecting Agency systems or data without undue delay and no later than [timeframe]. The Agency reports qualifying cyber incidents to the Indiana Office of Technology within two business days under HEA 1169.</w:t>
+      </w:r>
+    </w:p>
+    <w:p>
+      <w:pPr>
+        <w:pStyle w:val="ListParagraph"/>
+        <w:numPr>
+          <w:ilvl w:val="0"/>
+          <w:numId w:val="300"/>
+        </w:numPr>
+        <w:spacing w:after="60"/>
       </w:pPr>
       <w:r>
         <w:rPr>
@@ -520,12 +545,17 @@
           <w:sz w:val="24"/>
           <w:szCs w:val="24"/>
         </w:rPr>
-        <w:t xml:space="preserve">7. Monitoring and audit: [Vendor] consents to Agency logging and monitoring of its access, and to periodic review of its compliance with this agreement.</w:t>
-      </w:r>
-    </w:p>
-    <w:p>
-      <w:pPr>
-        <w:spacing w:after="80"/>
+        <w:t xml:space="preserve">Monitoring and audit: [Vendor] consents to Agency logging and monitoring of its access, and to periodic review of its compliance with this agreement.</w:t>
+      </w:r>
+    </w:p>
+    <w:p>
+      <w:pPr>
+        <w:pStyle w:val="ListParagraph"/>
+        <w:numPr>
+          <w:ilvl w:val="0"/>
+          <w:numId w:val="300"/>
+        </w:numPr>
+        <w:spacing w:after="60"/>
       </w:pPr>
       <w:r>
         <w:rPr>
@@ -533,12 +563,17 @@
           <w:sz w:val="24"/>
           <w:szCs w:val="24"/>
         </w:rPr>
-        <w:t xml:space="preserve">8. CJIS handling: where access reaches CJIS-regulated data (in Indiana, through IDACS), [Vendor] complies with the FBI CJIS Security Policy, including personnel screening and security awareness training, in addition to the terms above.</w:t>
-      </w:r>
-    </w:p>
-    <w:p>
-      <w:pPr>
-        <w:spacing w:after="80"/>
+        <w:t xml:space="preserve">CJIS handling: where access reaches CJIS-regulated data (in Indiana, through IDACS), [Vendor] complies with the FBI CJIS Security Policy, including personnel screening and security awareness training, in addition to the terms above.</w:t>
+      </w:r>
+    </w:p>
+    <w:p>
+      <w:pPr>
+        <w:pStyle w:val="ListParagraph"/>
+        <w:numPr>
+          <w:ilvl w:val="0"/>
+          <w:numId w:val="300"/>
+        </w:numPr>
+        <w:spacing w:after="60"/>
       </w:pPr>
       <w:r>
         <w:rPr>
@@ -546,12 +581,17 @@
           <w:sz w:val="24"/>
           <w:szCs w:val="24"/>
         </w:rPr>
-        <w:t xml:space="preserve">9. Return and destruction: on termination, [Vendor] returns or destroys Agency and CJIS data in its possession and confirms destruction in writing, per the Document Handling Standard.</w:t>
-      </w:r>
-    </w:p>
-    <w:p>
-      <w:pPr>
-        <w:spacing w:after="80"/>
+        <w:t xml:space="preserve">Return and destruction: on termination, [Vendor] returns or destroys Agency and CJIS data in its possession and confirms destruction in writing, per the Document Handling Standard.</w:t>
+      </w:r>
+    </w:p>
+    <w:p>
+      <w:pPr>
+        <w:pStyle w:val="ListParagraph"/>
+        <w:numPr>
+          <w:ilvl w:val="0"/>
+          <w:numId w:val="300"/>
+        </w:numPr>
+        <w:spacing w:after="60"/>
       </w:pPr>
       <w:r>
         <w:rPr>
@@ -559,22 +599,14 @@
           <w:sz w:val="24"/>
           <w:szCs w:val="24"/>
         </w:rPr>
-        <w:t xml:space="preserve">10. Term and termination: this agreement remains in effect for [term] and may be ended by either party on [notice]; the Agency may suspend access immediately for cause.</w:t>
-      </w:r>
-    </w:p>
-    <w:p>
-      <w:pPr>
-        <w:spacing w:before="220" w:after="100"/>
-      </w:pPr>
-      <w:r>
-        <w:rPr>
-          <w:rFonts w:ascii="Aptos" w:cs="Aptos" w:eastAsia="Aptos" w:hAnsi="Aptos"/>
-          <w:b/>
-          <w:bCs/>
-          <w:color w:val="1B3A5C"/>
-          <w:sz w:val="26"/>
-          <w:szCs w:val="26"/>
-        </w:rPr>
+        <w:t xml:space="preserve">Term and termination: this agreement remains in effect for [term] and may be ended by either party on [notice]; the Agency may suspend access immediately for cause.</w:t>
+      </w:r>
+    </w:p>
+    <w:p>
+      <w:pPr>
+        <w:pStyle w:val="Heading2"/>
+      </w:pPr>
+      <w:r>
         <w:t xml:space="preserve">3. Signatures</w:t>
       </w:r>
     </w:p>
@@ -614,6 +646,9 @@
         <w:gridCol w:w="1600"/>
       </w:tblGrid>
       <w:tr>
+        <w:trPr>
+          <w:cantSplit/>
+        </w:trPr>
         <w:tc>
           <w:tcPr>
             <w:tcW w:type="dxa" w:w="1700"/>
@@ -771,6 +806,9 @@
         </w:tc>
       </w:tr>
       <w:tr>
+        <w:trPr>
+          <w:cantSplit/>
+        </w:trPr>
         <w:tc>
           <w:tcPr>
             <w:tcW w:type="dxa" w:w="1700"/>
@@ -872,6 +910,9 @@
         </w:tc>
       </w:tr>
       <w:tr>
+        <w:trPr>
+          <w:cantSplit/>
+        </w:trPr>
         <w:tc>
           <w:tcPr>
             <w:tcW w:type="dxa" w:w="1700"/>
@@ -975,17 +1016,9 @@
     </w:tbl>
     <w:p>
       <w:pPr>
-        <w:spacing w:before="220" w:after="100"/>
-      </w:pPr>
-      <w:r>
-        <w:rPr>
-          <w:rFonts w:ascii="Aptos" w:cs="Aptos" w:eastAsia="Aptos" w:hAnsi="Aptos"/>
-          <w:b/>
-          <w:bCs/>
-          <w:color w:val="1B3A5C"/>
-          <w:sz w:val="26"/>
-          <w:szCs w:val="26"/>
-        </w:rPr>
+        <w:pStyle w:val="Heading2"/>
+      </w:pPr>
+      <w:r>
         <w:t xml:space="preserve">4. Retention</w:t>
       </w:r>
     </w:p>
@@ -1020,17 +1053,9 @@
     </w:p>
     <w:p>
       <w:pPr>
-        <w:spacing w:before="220" w:after="100"/>
-      </w:pPr>
-      <w:r>
-        <w:rPr>
-          <w:rFonts w:ascii="Aptos" w:cs="Aptos" w:eastAsia="Aptos" w:hAnsi="Aptos"/>
-          <w:b/>
-          <w:bCs/>
-          <w:color w:val="1B3A5C"/>
-          <w:sz w:val="26"/>
-          <w:szCs w:val="26"/>
-        </w:rPr>
+        <w:pStyle w:val="Heading2"/>
+      </w:pPr>
+      <w:r>
         <w:t xml:space="preserve">Profile Scaling Notes</w:t>
       </w:r>
     </w:p>
@@ -1067,6 +1092,9 @@
         <w:gridCol w:w="6360"/>
       </w:tblGrid>
       <w:tr>
+        <w:trPr>
+          <w:cantSplit/>
+        </w:trPr>
         <w:tc>
           <w:tcPr>
             <w:tcW w:type="dxa" w:w="3000"/>
@@ -1131,6 +1159,9 @@
         </w:tc>
       </w:tr>
       <w:tr>
+        <w:trPr>
+          <w:cantSplit/>
+        </w:trPr>
         <w:tc>
           <w:tcPr>
             <w:tcW w:type="dxa" w:w="3000"/>
@@ -1187,6 +1218,9 @@
         </w:tc>
       </w:tr>
       <w:tr>
+        <w:trPr>
+          <w:cantSplit/>
+        </w:trPr>
         <w:tc>
           <w:tcPr>
             <w:tcW w:type="dxa" w:w="3000"/>
@@ -1243,6 +1277,9 @@
         </w:tc>
       </w:tr>
       <w:tr>
+        <w:trPr>
+          <w:cantSplit/>
+        </w:trPr>
         <w:tc>
           <w:tcPr>
             <w:tcW w:type="dxa" w:w="3000"/>
@@ -1320,6 +1357,9 @@
         <w:gridCol w:w="9360"/>
       </w:tblGrid>
       <w:tr>
+        <w:trPr>
+          <w:cantSplit/>
+        </w:trPr>
         <w:tc>
           <w:tcPr>
             <w:tcW w:type="dxa" w:w="9360"/>
@@ -1409,17 +1449,9 @@
     </w:tbl>
     <w:p>
       <w:pPr>
-        <w:spacing w:before="220" w:after="100"/>
-      </w:pPr>
-      <w:r>
-        <w:rPr>
-          <w:rFonts w:ascii="Aptos" w:cs="Aptos" w:eastAsia="Aptos" w:hAnsi="Aptos"/>
-          <w:b/>
-          <w:bCs/>
-          <w:color w:val="1B3A5C"/>
-          <w:sz w:val="26"/>
-          <w:szCs w:val="26"/>
-        </w:rPr>
+        <w:pStyle w:val="Heading2"/>
+      </w:pPr>
+      <w:r>
         <w:t xml:space="preserve">Revision History</w:t>
       </w:r>
     </w:p>
@@ -1442,6 +1474,9 @@
         <w:gridCol w:w="4360"/>
       </w:tblGrid>
       <w:tr>
+        <w:trPr>
+          <w:cantSplit/>
+        </w:trPr>
         <w:tc>
           <w:tcPr>
             <w:tcW w:type="dxa" w:w="1400"/>
@@ -1568,6 +1603,9 @@
         </w:tc>
       </w:tr>
       <w:tr>
+        <w:trPr>
+          <w:cantSplit/>
+        </w:trPr>
         <w:tc>
           <w:tcPr>
             <w:tcW w:type="dxa" w:w="1400"/>
@@ -1699,6 +1737,9 @@
         <w:gridCol w:w="9360"/>
       </w:tblGrid>
       <w:tr>
+        <w:trPr>
+          <w:cantSplit/>
+        </w:trPr>
         <w:tc>
           <w:tcPr>
             <w:tcW w:type="dxa" w:w="9360"/>
@@ -1750,6 +1791,7 @@
         </w:tc>
       </w:tr>
     </w:tbl>
+    <w:p/>
     <w:sectPr>
       <w:headerReference w:type="default" r:id="rId7"/>
       <w:footerReference w:type="default" r:id="rId8"/>
@@ -1760,10 +1802,6 @@
     </w:sectPr>
   </w:body>
 </w:document>
-</file>
-
-<file path=word/comments.xml><?xml version="1.0" encoding="utf-8"?>
-<w:comments xmlns:cx="http://schemas.microsoft.com/office/drawing/2014/chartex" xmlns:cx1="http://schemas.microsoft.com/office/drawing/2015/9/8/chartex" xmlns:cx2="http://schemas.microsoft.com/office/drawing/2015/10/21/chartex" xmlns:cx3="http://schemas.microsoft.com/office/drawing/2016/5/9/chartex" xmlns:cx4="http://schemas.microsoft.com/office/drawing/2016/5/10/chartex" xmlns:cx5="http://schemas.microsoft.com/office/drawing/2016/5/11/chartex" xmlns:cx6="http://schemas.microsoft.com/office/drawing/2016/5/12/chartex" xmlns:cx7="http://schemas.microsoft.com/office/drawing/2016/5/13/chartex" xmlns:cx8="http://schemas.microsoft.com/office/drawing/2016/5/14/chartex" xmlns:mc="http://schemas.openxmlformats.org/markup-compatibility/2006" xmlns:aink="http://schemas.microsoft.com/office/drawing/2016/ink" xmlns:am3d="http://schemas.microsoft.com/office/drawing/2017/model3d" xmlns:o="urn:schemas-microsoft-com:office:office" xmlns:r="http://schemas.openxmlformats.org/officeDocument/2006/relationships" xmlns:m="http://schemas.openxmlformats.org/officeDocument/2006/math" xmlns:v="urn:schemas-microsoft-com:vml" xmlns:wp14="http://schemas.microsoft.com/office/word/2010/wordprocessingDrawing" xmlns:wp="http://schemas.openxmlformats.org/drawingml/2006/wordprocessingDrawing" xmlns:w10="urn:schemas-microsoft-com:office:word" xmlns:w="http://schemas.openxmlformats.org/wordprocessingml/2006/main" xmlns:w14="http://schemas.microsoft.com/office/word/2010/wordml" xmlns:w15="http://schemas.microsoft.com/office/word/2012/wordml" xmlns:w16cex="http://schemas.microsoft.com/office/word/2018/wordml/cex" xmlns:w16cid="http://schemas.microsoft.com/office/word/2016/wordml/cid" xmlns:w16="http://schemas.microsoft.com/office/word/2018/wordml" xmlns:w16sdtdh="http://schemas.microsoft.com/office/word/2020/wordml/sdtdatahash" xmlns:w16se="http://schemas.microsoft.com/office/word/2015/wordml/symex" xmlns:wpg="http://schemas.microsoft.com/office/word/2010/wordprocessingGroup" xmlns:wpi="http://schemas.microsoft.com/office/word/2010/wordprocessingInk" xmlns:wne="http://schemas.microsoft.com/office/word/2006/wordml" xmlns:wps="http://schemas.microsoft.com/office/word/2010/wordprocessingShape"/>
 </file>
 
 <file path=word/endnotes.xml><?xml version="1.0" encoding="utf-8"?>
@@ -2144,6 +2182,12 @@
       <w:startOverride w:val="1"/>
     </w:lvlOverride>
   </w:num>
+  <w:num w:numId="300">
+    <w:abstractNumId w:val="8"/>
+    <w:lvlOverride w:ilvl="0">
+      <w:startOverride w:val="1"/>
+    </w:lvlOverride>
+  </w:num>
 </w:numbering>
 </file>
 
@@ -2169,37 +2213,24 @@
       <w:szCs w:val="56"/>
     </w:rPr>
   </w:style>
-  <w:style w:type="paragraph" w:styleId="Heading1">
-    <w:name w:val="Heading 1"/>
-    <w:basedOn w:val="Normal"/>
-    <w:next w:val="Normal"/>
-    <w:qFormat/>
-    <w:rPr>
-      <w:color w:val="2E74B5"/>
-      <w:sz w:val="32"/>
-      <w:szCs w:val="32"/>
-    </w:rPr>
-  </w:style>
-  <w:style w:type="paragraph" w:styleId="Heading2">
-    <w:name w:val="Heading 2"/>
-    <w:basedOn w:val="Normal"/>
-    <w:next w:val="Normal"/>
-    <w:qFormat/>
-    <w:rPr>
-      <w:color w:val="2E74B5"/>
-      <w:sz w:val="26"/>
-      <w:szCs w:val="26"/>
-    </w:rPr>
-  </w:style>
   <w:style w:type="paragraph" w:styleId="Heading3">
     <w:name w:val="Heading 3"/>
     <w:basedOn w:val="Normal"/>
     <w:next w:val="Normal"/>
     <w:qFormat/>
+    <w:pPr>
+      <w:keepNext/>
+      <w:keepLines/>
+      <w:spacing w:after="100" w:before="220"/>
+      <w:outlineLvl w:val="2"/>
+    </w:pPr>
     <w:rPr>
-      <w:color w:val="1F4D78"/>
-      <w:sz w:val="24"/>
-      <w:szCs w:val="24"/>
+      <w:rFonts w:ascii="Aptos" w:cs="Aptos" w:eastAsia="Aptos" w:hAnsi="Aptos"/>
+      <w:b/>
+      <w:bCs/>
+      <w:color w:val="1B3A5C"/>
+      <w:sz w:val="26"/>
+      <w:szCs w:val="26"/>
     </w:rPr>
   </w:style>
   <w:style w:type="paragraph" w:styleId="Heading4">
@@ -2207,10 +2238,19 @@
     <w:basedOn w:val="Normal"/>
     <w:next w:val="Normal"/>
     <w:qFormat/>
+    <w:pPr>
+      <w:keepNext/>
+      <w:keepLines/>
+      <w:spacing w:after="100" w:before="220"/>
+      <w:outlineLvl w:val="3"/>
+    </w:pPr>
     <w:rPr>
-      <w:i/>
-      <w:iCs/>
-      <w:color w:val="2E74B5"/>
+      <w:rFonts w:ascii="Aptos" w:cs="Aptos" w:eastAsia="Aptos" w:hAnsi="Aptos"/>
+      <w:b/>
+      <w:bCs/>
+      <w:color w:val="1B3A5C"/>
+      <w:sz w:val="24"/>
+      <w:szCs w:val="24"/>
     </w:rPr>
   </w:style>
   <w:style w:type="paragraph" w:styleId="Heading5">
@@ -2218,8 +2258,19 @@
     <w:basedOn w:val="Normal"/>
     <w:next w:val="Normal"/>
     <w:qFormat/>
+    <w:pPr>
+      <w:keepNext/>
+      <w:keepLines/>
+      <w:spacing w:after="100" w:before="220"/>
+      <w:outlineLvl w:val="4"/>
+    </w:pPr>
     <w:rPr>
-      <w:color w:val="2E74B5"/>
+      <w:rFonts w:ascii="Aptos" w:cs="Aptos" w:eastAsia="Aptos" w:hAnsi="Aptos"/>
+      <w:b/>
+      <w:bCs/>
+      <w:color w:val="1B3A5C"/>
+      <w:sz w:val="24"/>
+      <w:szCs w:val="24"/>
     </w:rPr>
   </w:style>
   <w:style w:type="paragraph" w:styleId="Heading6">
@@ -2227,8 +2278,19 @@
     <w:basedOn w:val="Normal"/>
     <w:next w:val="Normal"/>
     <w:qFormat/>
+    <w:pPr>
+      <w:keepNext/>
+      <w:keepLines/>
+      <w:spacing w:after="100" w:before="220"/>
+      <w:outlineLvl w:val="5"/>
+    </w:pPr>
     <w:rPr>
-      <w:color w:val="1F4D78"/>
+      <w:rFonts w:ascii="Aptos" w:cs="Aptos" w:eastAsia="Aptos" w:hAnsi="Aptos"/>
+      <w:b/>
+      <w:bCs/>
+      <w:color w:val="1B3A5C"/>
+      <w:sz w:val="24"/>
+      <w:szCs w:val="24"/>
     </w:rPr>
   </w:style>
   <w:style w:type="paragraph" w:styleId="Strong">
@@ -2336,6 +2398,8 @@
     <w:next w:val="Normal"/>
     <w:qFormat/>
     <w:pPr>
+      <w:keepNext/>
+      <w:keepLines/>
       <w:spacing w:after="160" w:before="240"/>
       <w:outlineLvl w:val="0"/>
     </w:pPr>
@@ -2354,6 +2418,8 @@
     <w:next w:val="Normal"/>
     <w:qFormat/>
     <w:pPr>
+      <w:keepNext/>
+      <w:keepLines/>
       <w:spacing w:after="100" w:before="220"/>
       <w:outlineLvl w:val="1"/>
     </w:pPr>
